--- a/Отчет о тестах.docx
+++ b/Отчет о тестах.docx
@@ -18,11 +18,6 @@
       </w:r>
     </w:p>
     <w:p>
-      <w:pPr>
-        <w:rPr>
-          <w:lang w:val="en-US"/>
-        </w:rPr>
-      </w:pPr>
       <w:r>
         <w:t>Начнём тестирование с окна авторизации. Первым делом попробуем ввести неверные учётные данные — несуществующую почту или неправильный пароль. В результате этих действий будет выведено соответствующее сообщение об ошибке, которое демонстрируется на рисунке 5.1.</w:t>
       </w:r>
@@ -35,6 +30,9 @@
         </w:rPr>
       </w:pPr>
       <w:r>
+        <w:rPr>
+          <w:noProof/>
+        </w:rPr>
         <w:drawing>
           <wp:inline distT="0" distB="0" distL="0" distR="0" wp14:anchorId="298A9AC0" wp14:editId="0F9B3901">
             <wp:extent cx="2547833" cy="3096619"/>
@@ -75,9 +73,6 @@
     <w:p>
       <w:pPr>
         <w:jc w:val="center"/>
-        <w:rPr>
-          <w:lang w:val="en-US"/>
-        </w:rPr>
       </w:pPr>
       <w:r>
         <w:t>Рисунок 5.1 – Ошибка авторизации при вводе неверных данных</w:t>
@@ -101,6 +96,9 @@
         </w:rPr>
       </w:pPr>
       <w:r>
+        <w:rPr>
+          <w:noProof/>
+        </w:rPr>
         <w:drawing>
           <wp:inline distT="0" distB="0" distL="0" distR="0" wp14:anchorId="545DA245" wp14:editId="10AFA205">
             <wp:extent cx="2467828" cy="3344175"/>
@@ -141,20 +139,12 @@
     <w:p>
       <w:pPr>
         <w:jc w:val="center"/>
-        <w:rPr>
-          <w:lang w:val="en-US"/>
-        </w:rPr>
       </w:pPr>
       <w:r>
         <w:t>Рисунок 5.2 – Ошибка при незаполненных полях</w:t>
       </w:r>
     </w:p>
     <w:p>
-      <w:pPr>
-        <w:rPr>
-          <w:lang w:val="en-US"/>
-        </w:rPr>
-      </w:pPr>
       <w:r>
         <w:lastRenderedPageBreak/>
         <w:t>Перейдём к тестированию регистрации. Попробуем зарегистрировать нового пользователя, указав почту, которая уже используется в системе. На рисунке 5.3 демонстрируется результат, в котором выводится соответствующее сообщение о том, что пользователь с такой почтой уже существует.</w:t>
@@ -168,6 +158,9 @@
         </w:rPr>
       </w:pPr>
       <w:r>
+        <w:rPr>
+          <w:noProof/>
+        </w:rPr>
         <w:drawing>
           <wp:inline distT="0" distB="0" distL="0" distR="0" wp14:anchorId="67977190" wp14:editId="7F89BCFE">
             <wp:extent cx="2561640" cy="3363401"/>
@@ -208,9 +201,6 @@
     <w:p>
       <w:pPr>
         <w:jc w:val="center"/>
-        <w:rPr>
-          <w:lang w:val="en-US"/>
-        </w:rPr>
       </w:pPr>
       <w:r>
         <w:t>Рисунок 5.3 – Ошибка регистрации при существующем пользователе</w:t>
@@ -218,23 +208,20 @@
     </w:p>
     <w:p>
       <w:r>
-        <w:t>Далее укажем неверный формат адреса электронной почты</w:t>
-      </w:r>
-      <w:r>
-        <w:t xml:space="preserve">, </w:t>
-      </w:r>
-      <w:r>
-        <w:t>без символа «@». На рисунке 5.4 показано окно, которое будет выведено пользователю.</w:t>
-      </w:r>
-    </w:p>
-    <w:p>
-      <w:pPr>
-        <w:jc w:val="center"/>
-        <w:rPr>
-          <w:lang w:val="en-US"/>
-        </w:rPr>
-      </w:pPr>
-      <w:r>
+        <w:t>Далее укажем неверный формат адреса электронной почты, без символа «@». На рисунке 5.4 показано окно, которое будет выведено пользователю.</w:t>
+      </w:r>
+    </w:p>
+    <w:p>
+      <w:pPr>
+        <w:jc w:val="center"/>
+        <w:rPr>
+          <w:lang w:val="en-US"/>
+        </w:rPr>
+      </w:pPr>
+      <w:r>
+        <w:rPr>
+          <w:noProof/>
+        </w:rPr>
         <w:drawing>
           <wp:inline distT="0" distB="0" distL="0" distR="0" wp14:anchorId="31DB4D0F" wp14:editId="0F9EAED6">
             <wp:extent cx="2503375" cy="3331858"/>
@@ -283,20 +270,17 @@
     <w:p/>
     <w:p>
       <w:r>
-        <w:t>Попробуем также ввести слишком короткий пароль</w:t>
-      </w:r>
-      <w:r>
-        <w:t xml:space="preserve">. </w:t>
-      </w:r>
-      <w:r>
-        <w:t>Результат данной операции показан на рисунке 5.5.</w:t>
-      </w:r>
-    </w:p>
-    <w:p>
-      <w:pPr>
-        <w:jc w:val="center"/>
-      </w:pPr>
-      <w:r>
+        <w:t>Попробуем также ввести слишком короткий пароль. Результат данной операции показан на рисунке 5.5.</w:t>
+      </w:r>
+    </w:p>
+    <w:p>
+      <w:pPr>
+        <w:jc w:val="center"/>
+      </w:pPr>
+      <w:r>
+        <w:rPr>
+          <w:noProof/>
+        </w:rPr>
         <w:drawing>
           <wp:inline distT="0" distB="0" distL="0" distR="0" wp14:anchorId="727E1A81" wp14:editId="2D012D1C">
             <wp:extent cx="2495169" cy="3562184"/>
@@ -337,9 +321,6 @@
     <w:p>
       <w:pPr>
         <w:jc w:val="center"/>
-        <w:rPr>
-          <w:lang w:val="en-US"/>
-        </w:rPr>
       </w:pPr>
       <w:r>
         <w:t>Рисунок 5.5 – Ошибка при вводе слабого пароля</w:t>
@@ -358,6 +339,9 @@
         </w:rPr>
       </w:pPr>
       <w:r>
+        <w:rPr>
+          <w:noProof/>
+        </w:rPr>
         <w:drawing>
           <wp:inline distT="0" distB="0" distL="0" distR="0" wp14:anchorId="60C7127E" wp14:editId="64B96849">
             <wp:extent cx="2443518" cy="3466768"/>
@@ -398,20 +382,12 @@
     <w:p>
       <w:pPr>
         <w:jc w:val="center"/>
-        <w:rPr>
-          <w:lang w:val="en-US"/>
-        </w:rPr>
       </w:pPr>
       <w:r>
         <w:t>Рисунок 5.6 – Ошибка при несовпадении паролей</w:t>
       </w:r>
     </w:p>
     <w:p>
-      <w:pPr>
-        <w:rPr>
-          <w:lang w:val="en-US"/>
-        </w:rPr>
-      </w:pPr>
       <w:r>
         <w:lastRenderedPageBreak/>
         <w:t>Таким образом, можно сделать вывод, что окна авторизации и регистрации корректно обрабатывают все основные случаи возникновения ошибок.</w:t>
@@ -422,7 +398,6 @@
         <w:rPr>
           <w:b/>
           <w:bCs/>
-          <w:lang w:val="en-US"/>
         </w:rPr>
       </w:pPr>
       <w:r>
@@ -451,6 +426,9 @@
         </w:rPr>
       </w:pPr>
       <w:r>
+        <w:rPr>
+          <w:noProof/>
+        </w:rPr>
         <w:drawing>
           <wp:inline distT="0" distB="0" distL="0" distR="0" wp14:anchorId="34FD8440" wp14:editId="6E7C8697">
             <wp:extent cx="4718097" cy="2574149"/>
@@ -491,9 +469,6 @@
     <w:p>
       <w:pPr>
         <w:jc w:val="center"/>
-        <w:rPr>
-          <w:lang w:val="en-US"/>
-        </w:rPr>
       </w:pPr>
       <w:r>
         <w:t>Рисунок 5.7 – Панель плеера при воспроизведении трека</w:t>
@@ -513,6 +488,7 @@
       </w:pPr>
       <w:r>
         <w:rPr>
+          <w:noProof/>
           <w:lang w:val="en-US"/>
         </w:rPr>
         <w:drawing>
@@ -555,9 +531,6 @@
     <w:p>
       <w:pPr>
         <w:jc w:val="center"/>
-        <w:rPr>
-          <w:lang w:val="en-US"/>
-        </w:rPr>
       </w:pPr>
       <w:r>
         <w:t>Рисунок 5.8 – Управление воспроизведением</w:t>
@@ -578,6 +551,7 @@
       </w:pPr>
       <w:r>
         <w:rPr>
+          <w:noProof/>
           <w:lang w:val="en-US"/>
         </w:rPr>
         <w:drawing>
@@ -620,9 +594,6 @@
     <w:p>
       <w:pPr>
         <w:jc w:val="center"/>
-        <w:rPr>
-          <w:lang w:val="en-US"/>
-        </w:rPr>
       </w:pPr>
       <w:r>
         <w:t>Рисунок 5.9 – Перемотка трека</w:t>
@@ -642,6 +613,7 @@
       </w:pPr>
       <w:r>
         <w:rPr>
+          <w:noProof/>
           <w:lang w:val="en-US"/>
         </w:rPr>
         <w:drawing>
@@ -684,9 +656,6 @@
     <w:p>
       <w:pPr>
         <w:jc w:val="center"/>
-        <w:rPr>
-          <w:lang w:val="en-US"/>
-        </w:rPr>
       </w:pPr>
       <w:r>
         <w:t>Рисунок 5.10 – Регулировка громкости</w:t>
@@ -707,6 +676,7 @@
       </w:pPr>
       <w:r>
         <w:rPr>
+          <w:noProof/>
           <w:lang w:val="en-US"/>
         </w:rPr>
         <w:drawing>
@@ -749,9 +719,6 @@
     <w:p>
       <w:pPr>
         <w:jc w:val="center"/>
-        <w:rPr>
-          <w:lang w:val="en-US"/>
-        </w:rPr>
       </w:pPr>
       <w:r>
         <w:t>Рисунок 5.11 – Страница «Сейчас играет»</w:t>
@@ -789,6 +756,9 @@
         <w:jc w:val="center"/>
       </w:pPr>
       <w:r>
+        <w:rPr>
+          <w:noProof/>
+        </w:rPr>
         <w:drawing>
           <wp:inline distT="0" distB="0" distL="0" distR="0" wp14:anchorId="52755641" wp14:editId="0CA7144B">
             <wp:extent cx="2641239" cy="3474720"/>
@@ -846,6 +816,9 @@
         <w:jc w:val="center"/>
       </w:pPr>
       <w:r>
+        <w:rPr>
+          <w:noProof/>
+        </w:rPr>
         <w:drawing>
           <wp:inline distT="0" distB="0" distL="0" distR="0" wp14:anchorId="7CEE1AC2" wp14:editId="018B77A1">
             <wp:extent cx="6075652" cy="3140766"/>
@@ -901,6 +874,9 @@
         <w:jc w:val="center"/>
       </w:pPr>
       <w:r>
+        <w:rPr>
+          <w:noProof/>
+        </w:rPr>
         <w:drawing>
           <wp:inline distT="0" distB="0" distL="0" distR="0" wp14:anchorId="4AE51136" wp14:editId="2942CE8D">
             <wp:extent cx="6089787" cy="3135053"/>
@@ -957,6 +933,9 @@
         <w:jc w:val="center"/>
       </w:pPr>
       <w:r>
+        <w:rPr>
+          <w:noProof/>
+        </w:rPr>
         <w:drawing>
           <wp:inline distT="0" distB="0" distL="0" distR="0" wp14:anchorId="07DB2037" wp14:editId="31D07815">
             <wp:extent cx="4898804" cy="2542351"/>
@@ -1020,6 +999,9 @@
         </w:rPr>
       </w:pPr>
       <w:r>
+        <w:rPr>
+          <w:noProof/>
+        </w:rPr>
         <w:drawing>
           <wp:inline distT="0" distB="0" distL="0" distR="0" wp14:anchorId="4F154BF3" wp14:editId="5DA08B79">
             <wp:extent cx="5200953" cy="2921540"/>
@@ -1060,20 +1042,12 @@
     <w:p>
       <w:pPr>
         <w:jc w:val="center"/>
-        <w:rPr>
-          <w:lang w:val="en-US"/>
-        </w:rPr>
       </w:pPr>
       <w:r>
         <w:t>Рисунок 5.16 – Подтверждение удаления плейлиста</w:t>
       </w:r>
     </w:p>
     <w:p>
-      <w:pPr>
-        <w:rPr>
-          <w:lang w:val="en-US"/>
-        </w:rPr>
-      </w:pPr>
       <w:r>
         <w:br w:type="page"/>
       </w:r>
@@ -1083,7 +1057,6 @@
         <w:rPr>
           <w:b/>
           <w:bCs/>
-          <w:lang w:val="en-US"/>
         </w:rPr>
       </w:pPr>
       <w:r>
@@ -1100,9 +1073,6 @@
         <w:t>Проверим поведение системы при вводе запроса, по которому ничего не найдено. В этом случае будет выведено сообщение об отсутствии результатов. Результат на рисунке 5.1</w:t>
       </w:r>
       <w:r>
-        <w:rPr>
-          <w:lang w:val="en-US"/>
-        </w:rPr>
         <w:t>7</w:t>
       </w:r>
       <w:r>
@@ -1118,6 +1088,7 @@
       </w:pPr>
       <w:r>
         <w:rPr>
+          <w:noProof/>
           <w:lang w:val="en-US"/>
         </w:rPr>
         <w:drawing>
@@ -1160,17 +1131,11 @@
     <w:p>
       <w:pPr>
         <w:jc w:val="center"/>
-        <w:rPr>
-          <w:lang w:val="en-US"/>
-        </w:rPr>
       </w:pPr>
       <w:r>
         <w:t>Рисунок 5.1</w:t>
       </w:r>
       <w:r>
-        <w:rPr>
-          <w:lang w:val="en-US"/>
-        </w:rPr>
         <w:t>7</w:t>
       </w:r>
       <w:r>
@@ -1200,6 +1165,7 @@
       </w:pPr>
       <w:r>
         <w:rPr>
+          <w:noProof/>
           <w:lang w:val="en-US"/>
         </w:rPr>
         <w:drawing>
@@ -1259,7 +1225,6 @@
         <w:rPr>
           <w:b/>
           <w:bCs/>
-          <w:lang w:val="en-US"/>
         </w:rPr>
       </w:pPr>
       <w:r>
@@ -1303,6 +1268,7 @@
       </w:pPr>
       <w:r>
         <w:rPr>
+          <w:noProof/>
           <w:lang w:val="en-US"/>
         </w:rPr>
         <w:drawing>
@@ -1358,14 +1324,26 @@
     </w:p>
     <w:p>
       <w:r>
-        <w:t>Повторное нажатие на иконку удаляет трек из избранного. Треку соответствующим образом изменяется внешний вид кнопки. Результат отображён на рисунке 5.22.</w:t>
-      </w:r>
-    </w:p>
-    <w:p>
-      <w:pPr>
-        <w:jc w:val="center"/>
-      </w:pPr>
-      <w:r>
+        <w:t>Повторное нажатие на иконку удаляет трек из избранного. Треку соответствующим образом изменяется внешний вид кнопки. Результат отображён на рисунке 5.2</w:t>
+      </w:r>
+      <w:r>
+        <w:rPr>
+          <w:lang w:val="en-US"/>
+        </w:rPr>
+        <w:t>0</w:t>
+      </w:r>
+      <w:r>
+        <w:t>.</w:t>
+      </w:r>
+    </w:p>
+    <w:p>
+      <w:pPr>
+        <w:jc w:val="center"/>
+      </w:pPr>
+      <w:r>
+        <w:rPr>
+          <w:noProof/>
+        </w:rPr>
         <w:drawing>
           <wp:inline distT="0" distB="0" distL="0" distR="0" wp14:anchorId="03384B92" wp14:editId="1A3D38B5">
             <wp:extent cx="5230851" cy="2941131"/>
@@ -1408,7 +1386,13 @@
         <w:jc w:val="center"/>
       </w:pPr>
       <w:r>
-        <w:t>Рисунок 5.22 – Удаление трека из избранного</w:t>
+        <w:t>Рисунок 5.2</w:t>
+      </w:r>
+      <w:r>
+        <w:t>0</w:t>
+      </w:r>
+      <w:r>
+        <w:t xml:space="preserve"> – Удаление трека из избранного</w:t>
       </w:r>
     </w:p>
     <w:p/>
@@ -1435,330 +1419,1231 @@
     </w:p>
     <w:p>
       <w:r>
-        <w:t>Пользователь, имеющий статус исполнителя, получает доступ к странице «Студия», где он может загружать свои треки, создавать альбомы и просматривать аналитику прослушиваний. Первым делом попробуем загрузить трек, не заполнив обязательные поля (название, файл трека). В результате будет выведено сообщение об ошибке, которое демонстрируется на рисунке 5.23.</w:t>
+        <w:t>Пользователь, имеющий статус исполнителя, получает доступ к странице «Студия», где он может загружать свои треки, создавать альбомы и просматривать аналитику прослушиваний. Первым делом попробуем загрузить трек, не заполнив обязательные поля. В результате будет выведено сообщение об ошибке, которое демонстрируется на рисунке 5.2</w:t>
+      </w:r>
+      <w:r>
+        <w:t>1</w:t>
+      </w:r>
+      <w:r>
+        <w:t>.</w:t>
+      </w:r>
+    </w:p>
+    <w:p>
+      <w:pPr>
+        <w:jc w:val="center"/>
+        <w:rPr>
+          <w:lang w:val="en-US"/>
+        </w:rPr>
+      </w:pPr>
+      <w:r>
+        <w:rPr>
+          <w:noProof/>
+          <w:lang w:val="en-US"/>
+        </w:rPr>
+        <w:drawing>
+          <wp:inline distT="0" distB="0" distL="0" distR="0" wp14:anchorId="2FA4E330" wp14:editId="65A1D1B4">
+            <wp:extent cx="5245100" cy="2949142"/>
+            <wp:effectExtent l="0" t="0" r="0" b="3810"/>
+            <wp:docPr id="1578262790" name="Рисунок 1"/>
+            <wp:cNvGraphicFramePr>
+              <a:graphicFrameLocks xmlns:a="http://schemas.openxmlformats.org/drawingml/2006/main" noChangeAspect="1"/>
+            </wp:cNvGraphicFramePr>
+            <a:graphic xmlns:a="http://schemas.openxmlformats.org/drawingml/2006/main">
+              <a:graphicData uri="http://schemas.openxmlformats.org/drawingml/2006/picture">
+                <pic:pic xmlns:pic="http://schemas.openxmlformats.org/drawingml/2006/picture">
+                  <pic:nvPicPr>
+                    <pic:cNvPr id="1578262790" name=""/>
+                    <pic:cNvPicPr/>
+                  </pic:nvPicPr>
+                  <pic:blipFill>
+                    <a:blip r:embed="rId25"/>
+                    <a:stretch>
+                      <a:fillRect/>
+                    </a:stretch>
+                  </pic:blipFill>
+                  <pic:spPr>
+                    <a:xfrm>
+                      <a:off x="0" y="0"/>
+                      <a:ext cx="5249877" cy="2951828"/>
+                    </a:xfrm>
+                    <a:prstGeom prst="rect">
+                      <a:avLst/>
+                    </a:prstGeom>
+                  </pic:spPr>
+                </pic:pic>
+              </a:graphicData>
+            </a:graphic>
+          </wp:inline>
+        </w:drawing>
+      </w:r>
+    </w:p>
+    <w:p>
+      <w:pPr>
+        <w:jc w:val="center"/>
+      </w:pPr>
+      <w:r>
+        <w:t>Рисунок 5.2</w:t>
+      </w:r>
+      <w:r>
+        <w:t>1</w:t>
+      </w:r>
+      <w:r>
+        <w:t xml:space="preserve"> – Ошибка при загрузке трека без обязательных полей</w:t>
+      </w:r>
+    </w:p>
+    <w:p>
+      <w:r>
+        <w:t>Далее корректно заполним все поля и загрузим трек. После успешной загрузки трек отправляется на модерацию администратору, о чём пользователю выводится соответствующее сообщение. Результат на рисунке 5.2</w:t>
+      </w:r>
+      <w:r>
+        <w:t>2</w:t>
+      </w:r>
+      <w:r>
+        <w:t>.</w:t>
+      </w:r>
+    </w:p>
+    <w:p>
+      <w:pPr>
+        <w:jc w:val="center"/>
+      </w:pPr>
+      <w:r>
+        <w:rPr>
+          <w:noProof/>
+        </w:rPr>
+        <w:drawing>
+          <wp:inline distT="0" distB="0" distL="0" distR="0" wp14:anchorId="6FCF623F" wp14:editId="479569C2">
+            <wp:extent cx="4518025" cy="2547094"/>
+            <wp:effectExtent l="0" t="0" r="0" b="5715"/>
+            <wp:docPr id="412336363" name="Рисунок 1"/>
+            <wp:cNvGraphicFramePr>
+              <a:graphicFrameLocks xmlns:a="http://schemas.openxmlformats.org/drawingml/2006/main" noChangeAspect="1"/>
+            </wp:cNvGraphicFramePr>
+            <a:graphic xmlns:a="http://schemas.openxmlformats.org/drawingml/2006/main">
+              <a:graphicData uri="http://schemas.openxmlformats.org/drawingml/2006/picture">
+                <pic:pic xmlns:pic="http://schemas.openxmlformats.org/drawingml/2006/picture">
+                  <pic:nvPicPr>
+                    <pic:cNvPr id="412336363" name=""/>
+                    <pic:cNvPicPr/>
+                  </pic:nvPicPr>
+                  <pic:blipFill>
+                    <a:blip r:embed="rId26"/>
+                    <a:stretch>
+                      <a:fillRect/>
+                    </a:stretch>
+                  </pic:blipFill>
+                  <pic:spPr>
+                    <a:xfrm>
+                      <a:off x="0" y="0"/>
+                      <a:ext cx="4523082" cy="2549945"/>
+                    </a:xfrm>
+                    <a:prstGeom prst="rect">
+                      <a:avLst/>
+                    </a:prstGeom>
+                  </pic:spPr>
+                </pic:pic>
+              </a:graphicData>
+            </a:graphic>
+          </wp:inline>
+        </w:drawing>
+      </w:r>
+    </w:p>
+    <w:p>
+      <w:pPr>
+        <w:jc w:val="center"/>
+      </w:pPr>
+      <w:r>
+        <w:t>Рисунок 5.2</w:t>
+      </w:r>
+      <w:r>
+        <w:t>2</w:t>
+      </w:r>
+      <w:r>
+        <w:t xml:space="preserve"> – Успешная отправка трека на модерацию</w:t>
+      </w:r>
+    </w:p>
+    <w:p/>
+    <w:p>
+      <w:r>
+        <w:lastRenderedPageBreak/>
+        <w:t>Также проверим раздел аналитики, в котором исполнитель может видеть количество прослушиваний своих треков и изменения этого показателя во времени. Результат представлен на рисунке 5.2</w:t>
+      </w:r>
+      <w:r>
+        <w:t>3</w:t>
+      </w:r>
+      <w:r>
+        <w:t>.</w:t>
+      </w:r>
+    </w:p>
+    <w:p>
+      <w:pPr>
+        <w:jc w:val="center"/>
+      </w:pPr>
+      <w:r>
+        <w:rPr>
+          <w:noProof/>
+        </w:rPr>
+        <w:drawing>
+          <wp:inline distT="0" distB="0" distL="0" distR="0" wp14:anchorId="722ED7B1" wp14:editId="3DE1815C">
+            <wp:extent cx="1778000" cy="3172299"/>
+            <wp:effectExtent l="0" t="0" r="0" b="9525"/>
+            <wp:docPr id="1586507988" name="Рисунок 1"/>
+            <wp:cNvGraphicFramePr>
+              <a:graphicFrameLocks xmlns:a="http://schemas.openxmlformats.org/drawingml/2006/main" noChangeAspect="1"/>
+            </wp:cNvGraphicFramePr>
+            <a:graphic xmlns:a="http://schemas.openxmlformats.org/drawingml/2006/main">
+              <a:graphicData uri="http://schemas.openxmlformats.org/drawingml/2006/picture">
+                <pic:pic xmlns:pic="http://schemas.openxmlformats.org/drawingml/2006/picture">
+                  <pic:nvPicPr>
+                    <pic:cNvPr id="1586507988" name=""/>
+                    <pic:cNvPicPr/>
+                  </pic:nvPicPr>
+                  <pic:blipFill>
+                    <a:blip r:embed="rId27"/>
+                    <a:stretch>
+                      <a:fillRect/>
+                    </a:stretch>
+                  </pic:blipFill>
+                  <pic:spPr>
+                    <a:xfrm>
+                      <a:off x="0" y="0"/>
+                      <a:ext cx="1783509" cy="3182127"/>
+                    </a:xfrm>
+                    <a:prstGeom prst="rect">
+                      <a:avLst/>
+                    </a:prstGeom>
+                  </pic:spPr>
+                </pic:pic>
+              </a:graphicData>
+            </a:graphic>
+          </wp:inline>
+        </w:drawing>
+      </w:r>
+    </w:p>
+    <w:p>
+      <w:pPr>
+        <w:jc w:val="center"/>
+      </w:pPr>
+      <w:r>
+        <w:t>Рисунок 5.2</w:t>
+      </w:r>
+      <w:r>
+        <w:t>3</w:t>
+      </w:r>
+      <w:r>
+        <w:t xml:space="preserve"> – Аналитика прослушиваний треков исполнителя</w:t>
+      </w:r>
+    </w:p>
+    <w:p>
+      <w:pPr>
+        <w:rPr>
+          <w:b/>
+          <w:bCs/>
+        </w:rPr>
+      </w:pPr>
+      <w:r>
+        <w:rPr>
+          <w:b/>
+          <w:bCs/>
+        </w:rPr>
+        <w:t>Тестирование жалоб на треки</w:t>
+      </w:r>
+    </w:p>
+    <w:p>
+      <w:pPr>
+        <w:rPr>
+          <w:lang w:val="en-US"/>
+        </w:rPr>
+      </w:pPr>
+      <w:r>
+        <w:t>Далее корректно заполним форму и отправим жалобу. После успешной отправки пользователю выводится подтверждающее сообщение, а жалоба появляется в панели администратора. Результат показан на рисунке 5.</w:t>
+      </w:r>
+      <w:r>
+        <w:t>24</w:t>
+      </w:r>
+      <w:r>
+        <w:t>.</w:t>
+      </w:r>
+    </w:p>
+    <w:p>
+      <w:pPr>
+        <w:jc w:val="center"/>
+        <w:rPr>
+          <w:lang w:val="en-US"/>
+        </w:rPr>
+      </w:pPr>
+      <w:r>
+        <w:rPr>
+          <w:noProof/>
+          <w:lang w:val="en-US"/>
+        </w:rPr>
+        <w:drawing>
+          <wp:inline distT="0" distB="0" distL="0" distR="0" wp14:anchorId="0633E74E" wp14:editId="4C86F61C">
+            <wp:extent cx="4371975" cy="3285875"/>
+            <wp:effectExtent l="0" t="0" r="0" b="0"/>
+            <wp:docPr id="971437004" name="Рисунок 1"/>
+            <wp:cNvGraphicFramePr>
+              <a:graphicFrameLocks xmlns:a="http://schemas.openxmlformats.org/drawingml/2006/main" noChangeAspect="1"/>
+            </wp:cNvGraphicFramePr>
+            <a:graphic xmlns:a="http://schemas.openxmlformats.org/drawingml/2006/main">
+              <a:graphicData uri="http://schemas.openxmlformats.org/drawingml/2006/picture">
+                <pic:pic xmlns:pic="http://schemas.openxmlformats.org/drawingml/2006/picture">
+                  <pic:nvPicPr>
+                    <pic:cNvPr id="971437004" name=""/>
+                    <pic:cNvPicPr/>
+                  </pic:nvPicPr>
+                  <pic:blipFill>
+                    <a:blip r:embed="rId28"/>
+                    <a:stretch>
+                      <a:fillRect/>
+                    </a:stretch>
+                  </pic:blipFill>
+                  <pic:spPr>
+                    <a:xfrm>
+                      <a:off x="0" y="0"/>
+                      <a:ext cx="4374768" cy="3287974"/>
+                    </a:xfrm>
+                    <a:prstGeom prst="rect">
+                      <a:avLst/>
+                    </a:prstGeom>
+                  </pic:spPr>
+                </pic:pic>
+              </a:graphicData>
+            </a:graphic>
+          </wp:inline>
+        </w:drawing>
+      </w:r>
+    </w:p>
+    <w:p>
+      <w:pPr>
+        <w:jc w:val="center"/>
+      </w:pPr>
+      <w:r>
+        <w:t>Рисунок 5.</w:t>
+      </w:r>
+      <w:r>
+        <w:t>24</w:t>
+      </w:r>
+      <w:r>
+        <w:t xml:space="preserve"> – Успешная подача жалобы на трек</w:t>
+      </w:r>
+    </w:p>
+    <w:p>
+      <w:pPr>
+        <w:rPr>
+          <w:b/>
+          <w:bCs/>
+        </w:rPr>
+      </w:pPr>
+      <w:r>
+        <w:rPr>
+          <w:b/>
+          <w:bCs/>
+        </w:rPr>
+        <w:lastRenderedPageBreak/>
+        <w:t>Тестирование профиля пользователя</w:t>
+      </w:r>
+    </w:p>
+    <w:p>
+      <w:r>
+        <w:t>Проверим функционал страницы профиля. Пользователь может изменить имя, аватар и прочие данные. Попробуем сохранить пустое имя — будет выведено сообщение об ошибке. Результат отображён на рисунке 5.</w:t>
+      </w:r>
+      <w:r>
+        <w:t>25</w:t>
+      </w:r>
+      <w:r>
+        <w:t>.</w:t>
+      </w:r>
+    </w:p>
+    <w:p>
+      <w:pPr>
+        <w:jc w:val="center"/>
+      </w:pPr>
+      <w:r>
+        <w:rPr>
+          <w:noProof/>
+        </w:rPr>
+        <w:drawing>
+          <wp:inline distT="0" distB="0" distL="0" distR="0" wp14:anchorId="7F725C1E" wp14:editId="1DB9908B">
+            <wp:extent cx="4275398" cy="3217403"/>
+            <wp:effectExtent l="0" t="0" r="0" b="2540"/>
+            <wp:docPr id="617637309" name="Рисунок 1"/>
+            <wp:cNvGraphicFramePr>
+              <a:graphicFrameLocks xmlns:a="http://schemas.openxmlformats.org/drawingml/2006/main" noChangeAspect="1"/>
+            </wp:cNvGraphicFramePr>
+            <a:graphic xmlns:a="http://schemas.openxmlformats.org/drawingml/2006/main">
+              <a:graphicData uri="http://schemas.openxmlformats.org/drawingml/2006/picture">
+                <pic:pic xmlns:pic="http://schemas.openxmlformats.org/drawingml/2006/picture">
+                  <pic:nvPicPr>
+                    <pic:cNvPr id="617637309" name=""/>
+                    <pic:cNvPicPr/>
+                  </pic:nvPicPr>
+                  <pic:blipFill>
+                    <a:blip r:embed="rId29"/>
+                    <a:stretch>
+                      <a:fillRect/>
+                    </a:stretch>
+                  </pic:blipFill>
+                  <pic:spPr>
+                    <a:xfrm>
+                      <a:off x="0" y="0"/>
+                      <a:ext cx="4281690" cy="3222138"/>
+                    </a:xfrm>
+                    <a:prstGeom prst="rect">
+                      <a:avLst/>
+                    </a:prstGeom>
+                  </pic:spPr>
+                </pic:pic>
+              </a:graphicData>
+            </a:graphic>
+          </wp:inline>
+        </w:drawing>
+      </w:r>
+    </w:p>
+    <w:p>
+      <w:pPr>
+        <w:jc w:val="center"/>
+      </w:pPr>
+      <w:r>
+        <w:t>Рисунок 5.</w:t>
+      </w:r>
+      <w:r>
+        <w:t>25</w:t>
+      </w:r>
+      <w:r>
+        <w:t xml:space="preserve"> – Ошибка при сохранении пустого имени</w:t>
+      </w:r>
+    </w:p>
+    <w:p>
+      <w:r>
+        <w:t>Корректно изменим данные профиля и сохраним изменения. Результат успешного обновления показан на рисунке 5.</w:t>
+      </w:r>
+      <w:r>
+        <w:t>26</w:t>
+      </w:r>
+      <w:r>
+        <w:t>.</w:t>
+      </w:r>
+    </w:p>
+    <w:p>
+      <w:pPr>
+        <w:jc w:val="center"/>
+      </w:pPr>
+      <w:r>
+        <w:rPr>
+          <w:noProof/>
+        </w:rPr>
+        <w:drawing>
+          <wp:inline distT="0" distB="0" distL="0" distR="0" wp14:anchorId="2852AC07" wp14:editId="5D0AC380">
+            <wp:extent cx="3066232" cy="3166281"/>
+            <wp:effectExtent l="0" t="0" r="1270" b="0"/>
+            <wp:docPr id="1278352142" name="Рисунок 1"/>
+            <wp:cNvGraphicFramePr>
+              <a:graphicFrameLocks xmlns:a="http://schemas.openxmlformats.org/drawingml/2006/main" noChangeAspect="1"/>
+            </wp:cNvGraphicFramePr>
+            <a:graphic xmlns:a="http://schemas.openxmlformats.org/drawingml/2006/main">
+              <a:graphicData uri="http://schemas.openxmlformats.org/drawingml/2006/picture">
+                <pic:pic xmlns:pic="http://schemas.openxmlformats.org/drawingml/2006/picture">
+                  <pic:nvPicPr>
+                    <pic:cNvPr id="1278352142" name=""/>
+                    <pic:cNvPicPr/>
+                  </pic:nvPicPr>
+                  <pic:blipFill>
+                    <a:blip r:embed="rId30"/>
+                    <a:stretch>
+                      <a:fillRect/>
+                    </a:stretch>
+                  </pic:blipFill>
+                  <pic:spPr>
+                    <a:xfrm>
+                      <a:off x="0" y="0"/>
+                      <a:ext cx="3070841" cy="3171040"/>
+                    </a:xfrm>
+                    <a:prstGeom prst="rect">
+                      <a:avLst/>
+                    </a:prstGeom>
+                  </pic:spPr>
+                </pic:pic>
+              </a:graphicData>
+            </a:graphic>
+          </wp:inline>
+        </w:drawing>
+      </w:r>
+    </w:p>
+    <w:p>
+      <w:pPr>
+        <w:jc w:val="center"/>
+      </w:pPr>
+      <w:r>
+        <w:t>Рисунок 5.</w:t>
+      </w:r>
+      <w:r>
+        <w:t>26</w:t>
+      </w:r>
+      <w:r>
+        <w:t xml:space="preserve"> – Успешное обновление профиля</w:t>
+      </w:r>
+    </w:p>
+    <w:p/>
+    <w:p>
+      <w:r>
+        <w:lastRenderedPageBreak/>
+        <w:t>Также проверим переключение темы приложения (светлая/тёмная). Все элементы интерфейса корректно перекрашиваются согласно выбранной теме. Результат представлен на рисунке 5.</w:t>
+      </w:r>
+      <w:r>
+        <w:t>27</w:t>
+      </w:r>
+      <w:r>
+        <w:t>.</w:t>
+      </w:r>
+    </w:p>
+    <w:p>
+      <w:pPr>
+        <w:jc w:val="center"/>
+      </w:pPr>
+      <w:r>
+        <w:rPr>
+          <w:noProof/>
+        </w:rPr>
+        <w:drawing>
+          <wp:inline distT="0" distB="0" distL="0" distR="0" wp14:anchorId="0BC5AAEF" wp14:editId="0D9906BD">
+            <wp:extent cx="5437101" cy="3057099"/>
+            <wp:effectExtent l="0" t="0" r="0" b="0"/>
+            <wp:docPr id="65169027" name="Рисунок 1"/>
+            <wp:cNvGraphicFramePr>
+              <a:graphicFrameLocks xmlns:a="http://schemas.openxmlformats.org/drawingml/2006/main" noChangeAspect="1"/>
+            </wp:cNvGraphicFramePr>
+            <a:graphic xmlns:a="http://schemas.openxmlformats.org/drawingml/2006/main">
+              <a:graphicData uri="http://schemas.openxmlformats.org/drawingml/2006/picture">
+                <pic:pic xmlns:pic="http://schemas.openxmlformats.org/drawingml/2006/picture">
+                  <pic:nvPicPr>
+                    <pic:cNvPr id="65169027" name=""/>
+                    <pic:cNvPicPr/>
+                  </pic:nvPicPr>
+                  <pic:blipFill>
+                    <a:blip r:embed="rId31"/>
+                    <a:stretch>
+                      <a:fillRect/>
+                    </a:stretch>
+                  </pic:blipFill>
+                  <pic:spPr>
+                    <a:xfrm>
+                      <a:off x="0" y="0"/>
+                      <a:ext cx="5457803" cy="3068739"/>
+                    </a:xfrm>
+                    <a:prstGeom prst="rect">
+                      <a:avLst/>
+                    </a:prstGeom>
+                  </pic:spPr>
+                </pic:pic>
+              </a:graphicData>
+            </a:graphic>
+          </wp:inline>
+        </w:drawing>
+      </w:r>
+    </w:p>
+    <w:p>
+      <w:pPr>
+        <w:jc w:val="center"/>
+      </w:pPr>
+      <w:r>
+        <w:t>Рисунок 5.</w:t>
+      </w:r>
+      <w:r>
+        <w:t>27</w:t>
+      </w:r>
+      <w:r>
+        <w:t xml:space="preserve"> – Переключение темы оформления</w:t>
+      </w:r>
+    </w:p>
+    <w:p>
+      <w:pPr>
+        <w:rPr>
+          <w:b/>
+          <w:bCs/>
+        </w:rPr>
+      </w:pPr>
+      <w:r>
+        <w:rPr>
+          <w:b/>
+          <w:bCs/>
+        </w:rPr>
+        <w:t>Тестирование панели администратора</w:t>
+      </w:r>
+    </w:p>
+    <w:p>
+      <w:r>
+        <w:t>Администратор имеет доступ к расширенным возможностям: управление пользователями, модерация треков, обработка заявок на статус исполнителя и рассмотрение жалоб. Проверим вкладку «Пользователи». Администратор может заблокировать пользователя. Результат показан на рисунке 5.</w:t>
+      </w:r>
+      <w:r>
+        <w:t>28</w:t>
+      </w:r>
+      <w:r>
+        <w:t>.</w:t>
+      </w:r>
+    </w:p>
+    <w:p>
+      <w:pPr>
+        <w:jc w:val="center"/>
+        <w:rPr>
+          <w:lang w:val="en-US"/>
+        </w:rPr>
+      </w:pPr>
+      <w:r>
+        <w:rPr>
+          <w:noProof/>
+          <w:lang w:val="en-US"/>
+        </w:rPr>
+        <w:drawing>
+          <wp:inline distT="0" distB="0" distL="0" distR="0" wp14:anchorId="16B3CB47" wp14:editId="4F575C11">
+            <wp:extent cx="5364282" cy="3016155"/>
+            <wp:effectExtent l="0" t="0" r="8255" b="0"/>
+            <wp:docPr id="385026025" name="Рисунок 1"/>
+            <wp:cNvGraphicFramePr>
+              <a:graphicFrameLocks xmlns:a="http://schemas.openxmlformats.org/drawingml/2006/main" noChangeAspect="1"/>
+            </wp:cNvGraphicFramePr>
+            <a:graphic xmlns:a="http://schemas.openxmlformats.org/drawingml/2006/main">
+              <a:graphicData uri="http://schemas.openxmlformats.org/drawingml/2006/picture">
+                <pic:pic xmlns:pic="http://schemas.openxmlformats.org/drawingml/2006/picture">
+                  <pic:nvPicPr>
+                    <pic:cNvPr id="385026025" name=""/>
+                    <pic:cNvPicPr/>
+                  </pic:nvPicPr>
+                  <pic:blipFill>
+                    <a:blip r:embed="rId32"/>
+                    <a:stretch>
+                      <a:fillRect/>
+                    </a:stretch>
+                  </pic:blipFill>
+                  <pic:spPr>
+                    <a:xfrm>
+                      <a:off x="0" y="0"/>
+                      <a:ext cx="5397806" cy="3035004"/>
+                    </a:xfrm>
+                    <a:prstGeom prst="rect">
+                      <a:avLst/>
+                    </a:prstGeom>
+                  </pic:spPr>
+                </pic:pic>
+              </a:graphicData>
+            </a:graphic>
+          </wp:inline>
+        </w:drawing>
+      </w:r>
+    </w:p>
+    <w:p>
+      <w:pPr>
+        <w:jc w:val="center"/>
+      </w:pPr>
+      <w:r>
+        <w:t>Рисунок 5.</w:t>
+      </w:r>
+      <w:r>
+        <w:t>28</w:t>
+      </w:r>
+      <w:r>
+        <w:t xml:space="preserve"> – Блокировка пользователя</w:t>
+      </w:r>
+    </w:p>
+    <w:p>
+      <w:r>
+        <w:lastRenderedPageBreak/>
+        <w:t>Проверим вкладку «Заявки исполнителей». Администратор может одобрить или отклонить заявку.</w:t>
+      </w:r>
+      <w:r>
+        <w:t xml:space="preserve"> </w:t>
+      </w:r>
+      <w:r>
+        <w:t>Результат отображён на рисунке 5.</w:t>
+      </w:r>
+      <w:r>
+        <w:t>29</w:t>
+      </w:r>
+      <w:r>
+        <w:t>.</w:t>
+      </w:r>
+    </w:p>
+    <w:p>
+      <w:pPr>
+        <w:jc w:val="center"/>
+        <w:rPr>
+          <w:lang w:val="en-US"/>
+        </w:rPr>
+      </w:pPr>
+      <w:r>
+        <w:rPr>
+          <w:noProof/>
+          <w:lang w:val="en-US"/>
+        </w:rPr>
+        <w:drawing>
+          <wp:inline distT="0" distB="0" distL="0" distR="0" wp14:anchorId="6053FA82" wp14:editId="4B76166E">
+            <wp:extent cx="5462089" cy="3077570"/>
+            <wp:effectExtent l="0" t="0" r="5715" b="8890"/>
+            <wp:docPr id="367404997" name="Рисунок 1"/>
+            <wp:cNvGraphicFramePr>
+              <a:graphicFrameLocks xmlns:a="http://schemas.openxmlformats.org/drawingml/2006/main" noChangeAspect="1"/>
+            </wp:cNvGraphicFramePr>
+            <a:graphic xmlns:a="http://schemas.openxmlformats.org/drawingml/2006/main">
+              <a:graphicData uri="http://schemas.openxmlformats.org/drawingml/2006/picture">
+                <pic:pic xmlns:pic="http://schemas.openxmlformats.org/drawingml/2006/picture">
+                  <pic:nvPicPr>
+                    <pic:cNvPr id="367404997" name=""/>
+                    <pic:cNvPicPr/>
+                  </pic:nvPicPr>
+                  <pic:blipFill>
+                    <a:blip r:embed="rId33"/>
+                    <a:stretch>
+                      <a:fillRect/>
+                    </a:stretch>
+                  </pic:blipFill>
+                  <pic:spPr>
+                    <a:xfrm>
+                      <a:off x="0" y="0"/>
+                      <a:ext cx="5475295" cy="3085011"/>
+                    </a:xfrm>
+                    <a:prstGeom prst="rect">
+                      <a:avLst/>
+                    </a:prstGeom>
+                  </pic:spPr>
+                </pic:pic>
+              </a:graphicData>
+            </a:graphic>
+          </wp:inline>
+        </w:drawing>
+      </w:r>
+    </w:p>
+    <w:p>
+      <w:pPr>
+        <w:jc w:val="center"/>
+      </w:pPr>
+      <w:r>
+        <w:t>Рисунок 5.</w:t>
+      </w:r>
+      <w:r>
+        <w:t>29</w:t>
+      </w:r>
+      <w:r>
+        <w:t xml:space="preserve"> – </w:t>
+      </w:r>
+      <w:r>
+        <w:t>Возможность принять или отклонить заявку</w:t>
+      </w:r>
+    </w:p>
+    <w:p>
+      <w:r>
+        <w:t>Далее проверим вкладку модерации треков. Администратор прослушивает загруженный исполнителем трек и принимает решение о его одобрении или отклонении. После одобрения трек становится доступен всем пользователям, а исполнителю приходит уведомление. Результат на рисунке 5.3</w:t>
+      </w:r>
+      <w:r>
+        <w:rPr>
+          <w:lang w:val="en-US"/>
+        </w:rPr>
+        <w:t>0</w:t>
+      </w:r>
+      <w:r>
+        <w:t>.</w:t>
+      </w:r>
+    </w:p>
+    <w:p>
+      <w:pPr>
+        <w:jc w:val="center"/>
+        <w:rPr>
+          <w:lang w:val="en-US"/>
+        </w:rPr>
+      </w:pPr>
+      <w:r>
+        <w:rPr>
+          <w:noProof/>
+          <w:lang w:val="en-US"/>
+        </w:rPr>
+        <w:drawing>
+          <wp:inline distT="0" distB="0" distL="0" distR="0" wp14:anchorId="79FF326C" wp14:editId="041F85A0">
+            <wp:extent cx="5361230" cy="3016156"/>
+            <wp:effectExtent l="0" t="0" r="0" b="0"/>
+            <wp:docPr id="1611670334" name="Рисунок 1"/>
+            <wp:cNvGraphicFramePr>
+              <a:graphicFrameLocks xmlns:a="http://schemas.openxmlformats.org/drawingml/2006/main" noChangeAspect="1"/>
+            </wp:cNvGraphicFramePr>
+            <a:graphic xmlns:a="http://schemas.openxmlformats.org/drawingml/2006/main">
+              <a:graphicData uri="http://schemas.openxmlformats.org/drawingml/2006/picture">
+                <pic:pic xmlns:pic="http://schemas.openxmlformats.org/drawingml/2006/picture">
+                  <pic:nvPicPr>
+                    <pic:cNvPr id="1611670334" name=""/>
+                    <pic:cNvPicPr/>
+                  </pic:nvPicPr>
+                  <pic:blipFill>
+                    <a:blip r:embed="rId34"/>
+                    <a:stretch>
+                      <a:fillRect/>
+                    </a:stretch>
+                  </pic:blipFill>
+                  <pic:spPr>
+                    <a:xfrm>
+                      <a:off x="0" y="0"/>
+                      <a:ext cx="5393083" cy="3034076"/>
+                    </a:xfrm>
+                    <a:prstGeom prst="rect">
+                      <a:avLst/>
+                    </a:prstGeom>
+                  </pic:spPr>
+                </pic:pic>
+              </a:graphicData>
+            </a:graphic>
+          </wp:inline>
+        </w:drawing>
+      </w:r>
+    </w:p>
+    <w:p>
+      <w:pPr>
+        <w:jc w:val="center"/>
+      </w:pPr>
+      <w:r>
+        <w:t>Рисунок 5.3</w:t>
+      </w:r>
+      <w:r>
+        <w:rPr>
+          <w:lang w:val="en-US"/>
+        </w:rPr>
+        <w:t>0</w:t>
+      </w:r>
+      <w:r>
+        <w:t xml:space="preserve"> – Одобрение трека администратором</w:t>
+      </w:r>
+    </w:p>
+    <w:p/>
+    <w:p>
+      <w:r>
+        <w:lastRenderedPageBreak/>
+        <w:t>Проверим вкладку «Жалобы на треки». Администратор может просмотреть текст жалобы, прослушать трек и принять решение — удалить трек либо отклонить жалобу. Результат представлен на рисунке 5.3</w:t>
+      </w:r>
+      <w:r>
+        <w:rPr>
+          <w:lang w:val="en-US"/>
+        </w:rPr>
+        <w:t>1</w:t>
+      </w:r>
+      <w:r>
+        <w:t>.</w:t>
+      </w:r>
+    </w:p>
+    <w:p>
+      <w:pPr>
+        <w:jc w:val="center"/>
+        <w:rPr>
+          <w:lang w:val="en-US"/>
+        </w:rPr>
+      </w:pPr>
+      <w:r>
+        <w:rPr>
+          <w:noProof/>
+          <w:lang w:val="en-US"/>
+        </w:rPr>
+        <w:drawing>
+          <wp:inline distT="0" distB="0" distL="0" distR="0" wp14:anchorId="60C9EA76" wp14:editId="72174D47">
+            <wp:extent cx="5437102" cy="3057099"/>
+            <wp:effectExtent l="0" t="0" r="0" b="0"/>
+            <wp:docPr id="1793927156" name="Рисунок 1"/>
+            <wp:cNvGraphicFramePr>
+              <a:graphicFrameLocks xmlns:a="http://schemas.openxmlformats.org/drawingml/2006/main" noChangeAspect="1"/>
+            </wp:cNvGraphicFramePr>
+            <a:graphic xmlns:a="http://schemas.openxmlformats.org/drawingml/2006/main">
+              <a:graphicData uri="http://schemas.openxmlformats.org/drawingml/2006/picture">
+                <pic:pic xmlns:pic="http://schemas.openxmlformats.org/drawingml/2006/picture">
+                  <pic:nvPicPr>
+                    <pic:cNvPr id="1793927156" name=""/>
+                    <pic:cNvPicPr/>
+                  </pic:nvPicPr>
+                  <pic:blipFill>
+                    <a:blip r:embed="rId35"/>
+                    <a:stretch>
+                      <a:fillRect/>
+                    </a:stretch>
+                  </pic:blipFill>
+                  <pic:spPr>
+                    <a:xfrm>
+                      <a:off x="0" y="0"/>
+                      <a:ext cx="5465857" cy="3073267"/>
+                    </a:xfrm>
+                    <a:prstGeom prst="rect">
+                      <a:avLst/>
+                    </a:prstGeom>
+                  </pic:spPr>
+                </pic:pic>
+              </a:graphicData>
+            </a:graphic>
+          </wp:inline>
+        </w:drawing>
+      </w:r>
+    </w:p>
+    <w:p>
+      <w:pPr>
+        <w:jc w:val="center"/>
+      </w:pPr>
+      <w:r>
+        <w:t>Рисунок 5.3</w:t>
+      </w:r>
+      <w:r>
+        <w:rPr>
+          <w:lang w:val="en-US"/>
+        </w:rPr>
+        <w:t>1</w:t>
+      </w:r>
+      <w:r>
+        <w:t xml:space="preserve"> – Рассмотрение жалобы администратором</w:t>
+      </w:r>
+    </w:p>
+    <w:p>
+      <w:r>
+        <w:t>Также протестируем раздел общей статистики («Обзор»), в котором отображаются ключевые показатели приложения: количество пользователей, треков, плейлистов, активность прослушиваний. Результат показан на рисунке 5.3</w:t>
+      </w:r>
+      <w:r>
+        <w:rPr>
+          <w:lang w:val="en-US"/>
+        </w:rPr>
+        <w:t>2</w:t>
+      </w:r>
+      <w:r>
+        <w:t>.</w:t>
+      </w:r>
+    </w:p>
+    <w:p>
+      <w:pPr>
+        <w:jc w:val="center"/>
+        <w:rPr>
+          <w:lang w:val="en-US"/>
+        </w:rPr>
+      </w:pPr>
+      <w:r>
+        <w:rPr>
+          <w:noProof/>
+          <w:lang w:val="en-US"/>
+        </w:rPr>
+        <w:drawing>
+          <wp:inline distT="0" distB="0" distL="0" distR="0" wp14:anchorId="11983D73" wp14:editId="4DF98225">
+            <wp:extent cx="5655556" cy="3179928"/>
+            <wp:effectExtent l="0" t="0" r="2540" b="1905"/>
+            <wp:docPr id="1075383876" name="Рисунок 1"/>
+            <wp:cNvGraphicFramePr>
+              <a:graphicFrameLocks xmlns:a="http://schemas.openxmlformats.org/drawingml/2006/main" noChangeAspect="1"/>
+            </wp:cNvGraphicFramePr>
+            <a:graphic xmlns:a="http://schemas.openxmlformats.org/drawingml/2006/main">
+              <a:graphicData uri="http://schemas.openxmlformats.org/drawingml/2006/picture">
+                <pic:pic xmlns:pic="http://schemas.openxmlformats.org/drawingml/2006/picture">
+                  <pic:nvPicPr>
+                    <pic:cNvPr id="1075383876" name=""/>
+                    <pic:cNvPicPr/>
+                  </pic:nvPicPr>
+                  <pic:blipFill>
+                    <a:blip r:embed="rId36"/>
+                    <a:stretch>
+                      <a:fillRect/>
+                    </a:stretch>
+                  </pic:blipFill>
+                  <pic:spPr>
+                    <a:xfrm>
+                      <a:off x="0" y="0"/>
+                      <a:ext cx="5666841" cy="3186273"/>
+                    </a:xfrm>
+                    <a:prstGeom prst="rect">
+                      <a:avLst/>
+                    </a:prstGeom>
+                  </pic:spPr>
+                </pic:pic>
+              </a:graphicData>
+            </a:graphic>
+          </wp:inline>
+        </w:drawing>
+      </w:r>
+    </w:p>
+    <w:p>
+      <w:pPr>
+        <w:jc w:val="center"/>
+      </w:pPr>
+      <w:r>
+        <w:t>Рисунок 5.3</w:t>
+      </w:r>
+      <w:r>
+        <w:t>2</w:t>
+      </w:r>
+      <w:r>
+        <w:t xml:space="preserve"> – Общая статистика в панели администратора</w:t>
       </w:r>
     </w:p>
     <w:p/>
     <w:p/>
-    <w:p/>
-    <w:p>
-      <w:r>
-        <w:t>Рисунок 5.23 – Ошибка при загрузке трека без обязательных полей</w:t>
-      </w:r>
-    </w:p>
-    <w:p/>
-    <w:p>
-      <w:r>
-        <w:t>Попробуем загрузить файл неверного формата (например, документ вместо аудио). Соответствующее сообщение об ошибке показано на рисунке 5.24.</w:t>
-      </w:r>
-    </w:p>
-    <w:p/>
-    <w:p/>
-    <w:p/>
-    <w:p>
-      <w:r>
-        <w:t>Рисунок 5.24 – Ошибка при загрузке файла неверного формата</w:t>
-      </w:r>
-    </w:p>
-    <w:p/>
-    <w:p>
-      <w:r>
-        <w:t>Проверим загрузку обложки слишком большого размера или неподдерживаемого формата. Результат отображён на рисунке 5.25.</w:t>
-      </w:r>
-    </w:p>
-    <w:p/>
-    <w:p/>
-    <w:p/>
-    <w:p>
-      <w:r>
-        <w:t>Рисунок 5.25 – Ошибка при загрузке обложки</w:t>
-      </w:r>
-    </w:p>
-    <w:p/>
-    <w:p>
-      <w:r>
-        <w:t>Далее корректно заполним все поля и загрузим трек. После успешной загрузки трек отправляется на модерацию администратору, о чём пользователю выводится соответствующее сообщение. Результат на рисунке 5.26.</w:t>
-      </w:r>
-    </w:p>
-    <w:p/>
-    <w:p/>
-    <w:p/>
-    <w:p>
-      <w:r>
-        <w:t>Рисунок 5.26 – Успешная отправка трека на модерацию</w:t>
-      </w:r>
-    </w:p>
-    <w:p/>
-    <w:p>
-      <w:r>
-        <w:t>Также проверим раздел аналитики, в котором исполнитель может видеть количество прослушиваний своих треков и изменения этого показателя во времени. Результат представлен на рисунке 5.27.</w:t>
-      </w:r>
-    </w:p>
-    <w:p/>
-    <w:p/>
-    <w:p/>
-    <w:p>
-      <w:r>
-        <w:t>Рисунок 5.27 – Аналитика прослушиваний треков исполнителя</w:t>
-      </w:r>
-    </w:p>
-    <w:p/>
-    <w:p>
-      <w:r>
-        <w:t>Попробуем подать заявку на получение статуса исполнителя обычным пользователем. Форма проверяет заполненность всех полей и, в случае ошибки, выводит соответствующее сообщение. Результат отображён на рисунке 5.28.</w:t>
-      </w:r>
-    </w:p>
-    <w:p/>
-    <w:p/>
-    <w:p/>
-    <w:p>
-      <w:r>
-        <w:t>Рисунок 5.28 – Ошибка при подаче заявки на статус исполнителя</w:t>
-      </w:r>
-    </w:p>
-    <w:p/>
-    <w:p>
-      <w:r>
-        <w:t>Тестирование жалоб на треки</w:t>
-      </w:r>
-    </w:p>
-    <w:p/>
-    <w:p>
-      <w:r>
-        <w:t>В приложении реализована возможность пожаловаться на трек, нарушающий правила сервиса. Откроем диалог подачи жалобы и попробуем отправить её без указания причины. В результате будет выведено соответствующее сообщение. Результат на рисунке 5.29.</w:t>
-      </w:r>
-    </w:p>
-    <w:p/>
-    <w:p/>
-    <w:p/>
-    <w:p>
-      <w:r>
-        <w:t>Рисунок 5.29 – Ошибка при подаче жалобы без причины</w:t>
-      </w:r>
-    </w:p>
-    <w:p/>
-    <w:p>
-      <w:r>
-        <w:t>Далее корректно заполним форму и отправим жалобу. После успешной отправки пользователю выводится подтверждающее сообщение, а жалоба появляется в панели администратора. Результат показан на рисунке 5.30.</w:t>
-      </w:r>
-    </w:p>
-    <w:p/>
-    <w:p/>
-    <w:p/>
-    <w:p>
-      <w:r>
-        <w:t>Рисунок 5.30 – Успешная подача жалобы на трек</w:t>
-      </w:r>
-    </w:p>
-    <w:p/>
-    <w:p>
-      <w:r>
-        <w:t>Тестирование профиля пользователя</w:t>
-      </w:r>
-    </w:p>
-    <w:p/>
-    <w:p>
-      <w:r>
-        <w:t>Проверим функционал страницы профиля. Пользователь может изменить имя, аватар и прочие данные. Попробуем сохранить пустое имя — будет выведено сообщение об ошибке. Результат отображён на рисунке 5.31.</w:t>
-      </w:r>
-    </w:p>
-    <w:p/>
-    <w:p/>
-    <w:p/>
-    <w:p>
-      <w:r>
-        <w:t>Рисунок 5.31 – Ошибка при сохранении пустого имени</w:t>
-      </w:r>
-    </w:p>
-    <w:p/>
-    <w:p>
-      <w:r>
-        <w:t>Далее загрузим новый аватар. При выборе файла недопустимого формата выводится соответствующее сообщение, результат на рисунке 5.32.</w:t>
-      </w:r>
-    </w:p>
-    <w:p/>
-    <w:p/>
-    <w:p/>
-    <w:p>
-      <w:r>
-        <w:t>Рисунок 5.32 – Ошибка при загрузке аватара</w:t>
-      </w:r>
-    </w:p>
-    <w:p/>
-    <w:p>
-      <w:r>
-        <w:t>Корректно изменим данные профиля и сохраним изменения. Результат успешного обновления показан на рисунке 5.33.</w:t>
-      </w:r>
-    </w:p>
-    <w:p/>
-    <w:p/>
-    <w:p/>
-    <w:p>
-      <w:r>
-        <w:t>Рисунок 5.33 – Успешное обновление профиля</w:t>
-      </w:r>
-    </w:p>
-    <w:p/>
-    <w:p>
-      <w:r>
-        <w:t>Также проверим переключение темы приложения (светлая/тёмная). Все элементы интерфейса корректно перекрашиваются согласно выбранной теме. Результат представлен на рисунке 5.34.</w:t>
-      </w:r>
-    </w:p>
-    <w:p/>
-    <w:p/>
-    <w:p/>
-    <w:p>
-      <w:r>
-        <w:t>Рисунок 5.34 – Переключение темы оформления</w:t>
-      </w:r>
-    </w:p>
-    <w:p/>
-    <w:p>
-      <w:r>
-        <w:t>Тестирование панели администратора</w:t>
-      </w:r>
-    </w:p>
-    <w:p/>
-    <w:p>
-      <w:r>
-        <w:t>Администратор имеет доступ к расширенным возможностям: управление пользователями, модерация треков, обработка заявок на статус исполнителя и рассмотрение жалоб. Проверим вкладку «Пользователи». Администратор может заблокировать пользователя, при этом выводится окно подтверждения действия. Результат показан на рисунке 5.35.</w:t>
-      </w:r>
-    </w:p>
-    <w:p/>
-    <w:p/>
-    <w:p/>
-    <w:p>
-      <w:r>
-        <w:t>Рисунок 5.35 – Блокировка пользователя</w:t>
-      </w:r>
-    </w:p>
-    <w:p/>
-    <w:p>
-      <w:r>
-        <w:t>Проверим вкладку «Заявки исполнителей». Администратор может одобрить или отклонить заявку. При отклонении заявки требуется указать причину — если причина не указана, выводится соответствующее сообщение. Результат отображён на рисунке 5.36.</w:t>
-      </w:r>
-    </w:p>
-    <w:p/>
-    <w:p/>
-    <w:p/>
-    <w:p>
-      <w:r>
-        <w:t>Рисунок 5.36 – Ошибка при отклонении заявки без причины</w:t>
-      </w:r>
-    </w:p>
-    <w:p/>
-    <w:p>
-      <w:r>
-        <w:t>Далее проверим вкладку модерации треков. Администратор прослушивает загруженный исполнителем трек и принимает решение о его одобрении или отклонении. После одобрения трек становится доступен всем пользователям, а исполнителю приходит уведомление. Результат на рисунке 5.37.</w:t>
-      </w:r>
-    </w:p>
-    <w:p/>
-    <w:p/>
-    <w:p/>
-    <w:p>
-      <w:r>
-        <w:t>Рисунок 5.37 – Одобрение трека администратором</w:t>
-      </w:r>
-    </w:p>
-    <w:p/>
-    <w:p>
-      <w:r>
-        <w:t>Проверим вкладку «Жалобы на треки». Администратор может просмотреть текст жалобы, прослушать трек и принять решение — удалить трек либо отклонить жалобу. Результат представлен на рисунке 5.38.</w:t>
-      </w:r>
-    </w:p>
-    <w:p/>
-    <w:p/>
-    <w:p/>
-    <w:p>
-      <w:r>
-        <w:t>Рисунок 5.38 – Рассмотрение жалобы администратором</w:t>
-      </w:r>
-    </w:p>
-    <w:p/>
-    <w:p>
-      <w:r>
-        <w:t>Также протестируем раздел общей статистики («Обзор»), в котором отображаются ключевые показатели приложения: количество пользователей, треков, плейлистов, активность прослушиваний. Результат показан на рисунке 5.39.</w:t>
-      </w:r>
-    </w:p>
-    <w:p/>
-    <w:p/>
-    <w:p/>
-    <w:p>
-      <w:r>
-        <w:t>Рисунок 5.39 – Общая статистика в панели администратора</w:t>
-      </w:r>
-    </w:p>
-    <w:p/>
-    <w:p>
-      <w:r>
-        <w:t>Попробуем выполнить действие, требующее прав администратора, от имени обычного пользователя (через прямой переход по URL/маршруту). Доступ будет ограничен, а пользователь перенаправлен на главную страницу. Результат отображён на рисунке 5.40.</w:t>
-      </w:r>
-    </w:p>
-    <w:p/>
-    <w:p/>
-    <w:p/>
-    <w:p>
-      <w:r>
-        <w:t>Рисунок 5.40 – Ограничение доступа к панели администратора</w:t>
-      </w:r>
-    </w:p>
-    <w:p/>
-    <w:p>
-      <w:r>
+    <w:p>
+      <w:pPr>
+        <w:rPr>
+          <w:b/>
+          <w:bCs/>
+        </w:rPr>
+      </w:pPr>
+      <w:r>
+        <w:rPr>
+          <w:b/>
+          <w:bCs/>
+        </w:rPr>
+        <w:lastRenderedPageBreak/>
         <w:t>Тестирование альбомов и страниц исполнителей</w:t>
       </w:r>
     </w:p>
-    <w:p/>
-    <w:p>
+    <w:p>
+      <w:pPr>
+        <w:rPr>
+          <w:lang w:val="en-US"/>
+        </w:rPr>
+      </w:pPr>
+      <w:r>
+        <w:t>Проверим открытие страницы альбома. На странице отображаются обложка альбома, название, исполнитель, список треков и кнопки воспроизведения. Результат показан на рисунке 5.</w:t>
+      </w:r>
+      <w:r>
+        <w:rPr>
+          <w:lang w:val="en-US"/>
+        </w:rPr>
+        <w:t>33</w:t>
+      </w:r>
+      <w:r>
+        <w:t>.</w:t>
+      </w:r>
+    </w:p>
+    <w:p>
+      <w:pPr>
+        <w:jc w:val="center"/>
+        <w:rPr>
+          <w:lang w:val="en-US"/>
+        </w:rPr>
+      </w:pPr>
+      <w:r>
+        <w:rPr>
+          <w:noProof/>
+          <w:lang w:val="en-US"/>
+        </w:rPr>
+        <w:drawing>
+          <wp:inline distT="0" distB="0" distL="0" distR="0" wp14:anchorId="561372C0" wp14:editId="410CD0C5">
+            <wp:extent cx="5940425" cy="3342005"/>
+            <wp:effectExtent l="0" t="0" r="3175" b="0"/>
+            <wp:docPr id="1387751973" name="Рисунок 1"/>
+            <wp:cNvGraphicFramePr>
+              <a:graphicFrameLocks xmlns:a="http://schemas.openxmlformats.org/drawingml/2006/main" noChangeAspect="1"/>
+            </wp:cNvGraphicFramePr>
+            <a:graphic xmlns:a="http://schemas.openxmlformats.org/drawingml/2006/main">
+              <a:graphicData uri="http://schemas.openxmlformats.org/drawingml/2006/picture">
+                <pic:pic xmlns:pic="http://schemas.openxmlformats.org/drawingml/2006/picture">
+                  <pic:nvPicPr>
+                    <pic:cNvPr id="1387751973" name=""/>
+                    <pic:cNvPicPr/>
+                  </pic:nvPicPr>
+                  <pic:blipFill>
+                    <a:blip r:embed="rId37"/>
+                    <a:stretch>
+                      <a:fillRect/>
+                    </a:stretch>
+                  </pic:blipFill>
+                  <pic:spPr>
+                    <a:xfrm>
+                      <a:off x="0" y="0"/>
+                      <a:ext cx="5940425" cy="3342005"/>
+                    </a:xfrm>
+                    <a:prstGeom prst="rect">
+                      <a:avLst/>
+                    </a:prstGeom>
+                  </pic:spPr>
+                </pic:pic>
+              </a:graphicData>
+            </a:graphic>
+          </wp:inline>
+        </w:drawing>
+      </w:r>
+    </w:p>
+    <w:p>
+      <w:pPr>
+        <w:jc w:val="center"/>
+        <w:rPr>
+          <w:lang w:val="en-US"/>
+        </w:rPr>
+      </w:pPr>
+      <w:r>
+        <w:t>Рисунок 5.</w:t>
+      </w:r>
+      <w:r>
+        <w:rPr>
+          <w:lang w:val="en-US"/>
+        </w:rPr>
+        <w:t>33</w:t>
+      </w:r>
+      <w:r>
+        <w:t xml:space="preserve"> – Страница альбома</w:t>
+      </w:r>
+    </w:p>
+    <w:p>
+      <w:pPr>
+        <w:rPr>
+          <w:lang w:val="en-US"/>
+        </w:rPr>
+      </w:pPr>
+      <w:r>
+        <w:t>Проверим переход на страницу исполнителя. Отображаются его имя, аватар, список альбомов и популярных треков. Результат представлен на рисунке 5.</w:t>
+      </w:r>
+      <w:r>
+        <w:rPr>
+          <w:lang w:val="en-US"/>
+        </w:rPr>
+        <w:t>34</w:t>
+      </w:r>
+      <w:r>
+        <w:t>.</w:t>
+      </w:r>
+    </w:p>
+    <w:p>
+      <w:pPr>
+        <w:jc w:val="center"/>
+        <w:rPr>
+          <w:lang w:val="en-US"/>
+        </w:rPr>
+      </w:pPr>
+      <w:r>
+        <w:rPr>
+          <w:lang w:val="en-US"/>
+        </w:rPr>
+        <w:drawing>
+          <wp:inline distT="0" distB="0" distL="0" distR="0" wp14:anchorId="076301A8" wp14:editId="2AB11F4A">
+            <wp:extent cx="5472086" cy="3065069"/>
+            <wp:effectExtent l="0" t="0" r="0" b="2540"/>
+            <wp:docPr id="652806884" name="Рисунок 1"/>
+            <wp:cNvGraphicFramePr>
+              <a:graphicFrameLocks xmlns:a="http://schemas.openxmlformats.org/drawingml/2006/main" noChangeAspect="1"/>
+            </wp:cNvGraphicFramePr>
+            <a:graphic xmlns:a="http://schemas.openxmlformats.org/drawingml/2006/main">
+              <a:graphicData uri="http://schemas.openxmlformats.org/drawingml/2006/picture">
+                <pic:pic xmlns:pic="http://schemas.openxmlformats.org/drawingml/2006/picture">
+                  <pic:nvPicPr>
+                    <pic:cNvPr id="652806884" name=""/>
+                    <pic:cNvPicPr/>
+                  </pic:nvPicPr>
+                  <pic:blipFill>
+                    <a:blip r:embed="rId38"/>
+                    <a:stretch>
+                      <a:fillRect/>
+                    </a:stretch>
+                  </pic:blipFill>
+                  <pic:spPr>
+                    <a:xfrm>
+                      <a:off x="0" y="0"/>
+                      <a:ext cx="5485814" cy="3072758"/>
+                    </a:xfrm>
+                    <a:prstGeom prst="rect">
+                      <a:avLst/>
+                    </a:prstGeom>
+                  </pic:spPr>
+                </pic:pic>
+              </a:graphicData>
+            </a:graphic>
+          </wp:inline>
+        </w:drawing>
+      </w:r>
+    </w:p>
+    <w:p>
+      <w:pPr>
+        <w:jc w:val="center"/>
+      </w:pPr>
+      <w:r>
+        <w:t>Рисунок 5.</w:t>
+      </w:r>
+      <w:r>
+        <w:rPr>
+          <w:lang w:val="en-US"/>
+        </w:rPr>
+        <w:t>34</w:t>
+      </w:r>
+      <w:r>
+        <w:t xml:space="preserve"> – Страница исполнителя</w:t>
+      </w:r>
+    </w:p>
+    <w:p>
+      <w:pPr>
+        <w:rPr>
+          <w:lang w:val="en-US"/>
+        </w:rPr>
+      </w:pPr>
       <w:r>
         <w:lastRenderedPageBreak/>
-        <w:t>Проверим открытие страницы альбома. На странице отображаются обложка альбома, название, исполнитель, список треков и кнопки воспроизведения. Результат показан на рисунке 5.41.</w:t>
-      </w:r>
-    </w:p>
-    <w:p/>
-    <w:p/>
-    <w:p/>
-    <w:p>
-      <w:r>
-        <w:t>Рисунок 5.41 – Страница альбома</w:t>
-      </w:r>
-    </w:p>
-    <w:p/>
-    <w:p>
-      <w:r>
-        <w:t>Проверим переход на страницу исполнителя. Отображаются его имя, аватар, список альбомов и популярных треков. Результат представлен на рисунке 5.42.</w:t>
-      </w:r>
-    </w:p>
-    <w:p/>
-    <w:p/>
-    <w:p/>
-    <w:p>
-      <w:r>
-        <w:t>Рисунок 5.42 – Страница исполнителя</w:t>
-      </w:r>
-    </w:p>
-    <w:p/>
-    <w:p>
-      <w:r>
-        <w:t>Также протестируем кнопку подписки на исполнителя. После нажатия внешний вид кнопки меняется, а исполнитель появляется в списке подписок пользователя. Результат на рисунке 5.43.</w:t>
-      </w:r>
-    </w:p>
-    <w:p/>
-    <w:p/>
-    <w:p/>
-    <w:p>
-      <w:r>
-        <w:t>Рисунок 5.43 – Подписка на исполнителя</w:t>
-      </w:r>
-    </w:p>
-    <w:p/>
+        <w:t>Также протестируем кнопку подписки на исполнителя. После нажатия внешний вид кнопки меняется, а исполнитель появляется в списке подписок пользователя. Результат на рисунке 5.</w:t>
+      </w:r>
+      <w:r>
+        <w:rPr>
+          <w:lang w:val="en-US"/>
+        </w:rPr>
+        <w:t>35</w:t>
+      </w:r>
+      <w:r>
+        <w:t>.</w:t>
+      </w:r>
+    </w:p>
+    <w:p>
+      <w:pPr>
+        <w:jc w:val="center"/>
+      </w:pPr>
+      <w:r>
+        <w:drawing>
+          <wp:inline distT="0" distB="0" distL="0" distR="0" wp14:anchorId="1A440CC4" wp14:editId="60CC15A4">
+            <wp:extent cx="5336125" cy="3006597"/>
+            <wp:effectExtent l="0" t="0" r="0" b="3810"/>
+            <wp:docPr id="1550436978" name="Рисунок 1"/>
+            <wp:cNvGraphicFramePr>
+              <a:graphicFrameLocks xmlns:a="http://schemas.openxmlformats.org/drawingml/2006/main" noChangeAspect="1"/>
+            </wp:cNvGraphicFramePr>
+            <a:graphic xmlns:a="http://schemas.openxmlformats.org/drawingml/2006/main">
+              <a:graphicData uri="http://schemas.openxmlformats.org/drawingml/2006/picture">
+                <pic:pic xmlns:pic="http://schemas.openxmlformats.org/drawingml/2006/picture">
+                  <pic:nvPicPr>
+                    <pic:cNvPr id="1550436978" name=""/>
+                    <pic:cNvPicPr/>
+                  </pic:nvPicPr>
+                  <pic:blipFill>
+                    <a:blip r:embed="rId39"/>
+                    <a:stretch>
+                      <a:fillRect/>
+                    </a:stretch>
+                  </pic:blipFill>
+                  <pic:spPr>
+                    <a:xfrm>
+                      <a:off x="0" y="0"/>
+                      <a:ext cx="5343644" cy="3010834"/>
+                    </a:xfrm>
+                    <a:prstGeom prst="rect">
+                      <a:avLst/>
+                    </a:prstGeom>
+                  </pic:spPr>
+                </pic:pic>
+              </a:graphicData>
+            </a:graphic>
+          </wp:inline>
+        </w:drawing>
+      </w:r>
+    </w:p>
+    <w:p>
+      <w:pPr>
+        <w:jc w:val="center"/>
+      </w:pPr>
+      <w:r>
+        <w:t>Рисунок 5.</w:t>
+      </w:r>
+      <w:r>
+        <w:t>35</w:t>
+      </w:r>
+      <w:r>
+        <w:t xml:space="preserve"> – Подписка на исполнителя</w:t>
+      </w:r>
+    </w:p>
     <w:p>
       <w:r>
         <w:t>Заключение</w:t>
       </w:r>
     </w:p>
-    <w:p/>
-    <w:p>
+    <w:p>
+      <w:pPr>
+        <w:rPr>
+          <w:lang w:val="en-US"/>
+        </w:rPr>
+      </w:pPr>
       <w:r>
         <w:t xml:space="preserve">В результате проведённого тестирования можно сделать вывод, что все ключевые модули приложения </w:t>
       </w:r>
@@ -1768,11 +2653,7 @@
       </w:r>
       <w:proofErr w:type="spellEnd"/>
       <w:r>
-        <w:t xml:space="preserve"> функционируют корректно. Формы ввода данных обрабатывают основные случаи некорректного заполнения, выводя пользователю понятные сообщения об ошибках. Плеер стабильно воспроизводит треки и поддерживает весь необходимый функционал управления. Взаимодействие между пользовательской частью и панелью администратора работает согласованно: загруженные исполнителями треки проходят модерацию, жалобы обрабатываются, а </w:t>
-      </w:r>
-      <w:r>
-        <w:lastRenderedPageBreak/>
-        <w:t>статистика отображается в актуальном виде. Таким образом, приложение готово к использованию и устойчиво к типовым ошибкам пользователя.</w:t>
+        <w:t xml:space="preserve"> функционируют корректно. Формы ввода данных обрабатывают основные случаи некорректного заполнения, выводя пользователю понятные сообщения об ошибках. Плеер стабильно воспроизводит треки и поддерживает весь необходимый функционал управления. Взаимодействие между пользовательской частью и панелью администратора работает согласованно: загруженные исполнителями треки проходят модерацию, жалобы обрабатываются, а статистика отображается в актуальном виде. Таким образом, приложение готово к использованию и устойчиво к типовым ошибкам пользователя.</w:t>
       </w:r>
     </w:p>
     <w:sectPr>
